--- a/HiTopoReadmeV1.2.docx
+++ b/HiTopoReadmeV1.2.docx
@@ -184,7 +184,21 @@
           <w:rFonts w:ascii="Arial" w:hAnsi="Arial" w:cs="Arial"/>
           <w:kern w:val="0"/>
         </w:rPr>
-        <w:t>Supports Siemens Profinet protocol and OPC UA protocol for communication with devices.</w:t>
+        <w:t xml:space="preserve">Supports Siemens Profinet </w:t>
+      </w:r>
+      <w:r>
+        <w:rPr>
+          <w:rFonts w:ascii="Arial" w:hAnsi="Arial" w:cs="Arial" w:hint="eastAsia"/>
+          <w:kern w:val="0"/>
+        </w:rPr>
+        <w:t>, Modbus TCP</w:t>
+      </w:r>
+      <w:r>
+        <w:rPr>
+          <w:rFonts w:ascii="Arial" w:hAnsi="Arial" w:cs="Arial"/>
+          <w:kern w:val="0"/>
+        </w:rPr>
+        <w:t xml:space="preserve"> and OPC UA protocol for communication with devices.</w:t>
       </w:r>
     </w:p>
     <w:p>
@@ -7720,7 +7734,7 @@
         <v:path o:extrusionok="f" gradientshapeok="t" o:connecttype="rect"/>
         <o:lock v:ext="edit" aspectratio="t"/>
       </v:shapetype>
-      <v:shape id="_x0000_i1025" type="#_x0000_t75" style="width:10.95pt;height:10.95pt" o:bullet="t">
+      <v:shape id="_x0000_i1025" type="#_x0000_t75" style="width:11.25pt;height:11.25pt" o:bullet="t">
         <v:imagedata r:id="rId1" o:title="msoCB02"/>
       </v:shape>
     </w:pict>
@@ -13095,6 +13109,10 @@
 </file>
 
 <file path=customXml/item1.xml><?xml version="1.0" encoding="utf-8"?>
+<b:Sources xmlns:b="http://schemas.openxmlformats.org/officeDocument/2006/bibliography" xmlns="http://schemas.openxmlformats.org/officeDocument/2006/bibliography" SelectedStyle="\APA.XSL" StyleName="APA Fifth Edition"/>
+</file>
+
+<file path=customXml/item2.xml><?xml version="1.0" encoding="utf-8"?>
 <s:customData xmlns="http://www.wps.cn/officeDocument/2013/wpsCustomData" xmlns:s="http://www.wps.cn/officeDocument/2013/wpsCustomData">
   <customSectProps>
     <customSectPr/>
@@ -13105,22 +13123,18 @@
 </s:customData>
 </file>
 
-<file path=customXml/item2.xml><?xml version="1.0" encoding="utf-8"?>
-<b:Sources xmlns:b="http://schemas.openxmlformats.org/officeDocument/2006/bibliography" xmlns="http://schemas.openxmlformats.org/officeDocument/2006/bibliography" SelectedStyle="\APA.XSL" StyleName="APA Fifth Edition"/>
+<file path=customXml/itemProps1.xml><?xml version="1.0" encoding="utf-8"?>
+<ds:datastoreItem xmlns:ds="http://schemas.openxmlformats.org/officeDocument/2006/customXml" ds:itemID="{131B0A78-78EC-4C03-ACE6-93B9033CFC8A}">
+  <ds:schemaRefs>
+    <ds:schemaRef ds:uri="http://schemas.openxmlformats.org/officeDocument/2006/bibliography"/>
+  </ds:schemaRefs>
+</ds:datastoreItem>
 </file>
 
-<file path=customXml/itemProps1.xml><?xml version="1.0" encoding="utf-8"?>
+<file path=customXml/itemProps2.xml><?xml version="1.0" encoding="utf-8"?>
 <ds:datastoreItem xmlns:ds="http://schemas.openxmlformats.org/officeDocument/2006/customXml" ds:itemID="{B1977F7D-205B-4081-913C-38D41E755F92}">
   <ds:schemaRefs>
     <ds:schemaRef ds:uri="http://www.wps.cn/officeDocument/2013/wpsCustomData"/>
   </ds:schemaRefs>
 </ds:datastoreItem>
-</file>
-
-<file path=customXml/itemProps2.xml><?xml version="1.0" encoding="utf-8"?>
-<ds:datastoreItem xmlns:ds="http://schemas.openxmlformats.org/officeDocument/2006/customXml" ds:itemID="{131B0A78-78EC-4C03-ACE6-93B9033CFC8A}">
-  <ds:schemaRefs>
-    <ds:schemaRef ds:uri="http://schemas.openxmlformats.org/officeDocument/2006/bibliography"/>
-  </ds:schemaRefs>
-</ds:datastoreItem>
 </file>